--- a/server/src/templates/card-sheet-template.docx
+++ b/server/src/templates/card-sheet-template.docx
@@ -337,13 +337,13 @@
         </w:tblCellMar>
       </w:tblPr>
       <w:tblGrid>
-        <w:gridCol w:w="839"/>
-        <w:gridCol w:w="2851"/>
-        <w:gridCol w:w="944"/>
-        <w:gridCol w:w="1081"/>
-        <w:gridCol w:w="1754"/>
+        <w:gridCol w:w="838"/>
+        <w:gridCol w:w="2852"/>
+        <w:gridCol w:w="943"/>
+        <w:gridCol w:w="1082"/>
+        <w:gridCol w:w="1753"/>
         <w:gridCol w:w="1277"/>
-        <w:gridCol w:w="1460"/>
+        <w:gridCol w:w="1461"/>
       </w:tblGrid>
       <w:tr>
         <w:trPr>
@@ -351,7 +351,7 @@
         </w:trPr>
         <w:tc>
           <w:tcPr>
-            <w:tcW w:w="839" w:type="dxa"/>
+            <w:tcW w:w="838" w:type="dxa"/>
             <w:tcBorders>
               <w:top w:val="single" w:sz="2" w:space="0" w:color="000000"/>
               <w:start w:val="single" w:sz="2" w:space="0" w:color="000000"/>
@@ -382,7 +382,7 @@
         </w:tc>
         <w:tc>
           <w:tcPr>
-            <w:tcW w:w="2851" w:type="dxa"/>
+            <w:tcW w:w="2852" w:type="dxa"/>
             <w:tcBorders>
               <w:top w:val="single" w:sz="2" w:space="0" w:color="000000"/>
               <w:start w:val="single" w:sz="2" w:space="0" w:color="000000"/>
@@ -413,7 +413,7 @@
         </w:tc>
         <w:tc>
           <w:tcPr>
-            <w:tcW w:w="944" w:type="dxa"/>
+            <w:tcW w:w="943" w:type="dxa"/>
             <w:tcBorders>
               <w:top w:val="single" w:sz="2" w:space="0" w:color="000000"/>
               <w:start w:val="single" w:sz="2" w:space="0" w:color="000000"/>
@@ -444,7 +444,7 @@
         </w:tc>
         <w:tc>
           <w:tcPr>
-            <w:tcW w:w="1081" w:type="dxa"/>
+            <w:tcW w:w="1082" w:type="dxa"/>
             <w:tcBorders>
               <w:top w:val="single" w:sz="2" w:space="0" w:color="000000"/>
               <w:start w:val="single" w:sz="2" w:space="0" w:color="000000"/>
@@ -475,7 +475,7 @@
         </w:tc>
         <w:tc>
           <w:tcPr>
-            <w:tcW w:w="1754" w:type="dxa"/>
+            <w:tcW w:w="1753" w:type="dxa"/>
             <w:tcBorders>
               <w:top w:val="single" w:sz="2" w:space="0" w:color="000000"/>
               <w:start w:val="single" w:sz="2" w:space="0" w:color="000000"/>
@@ -537,7 +537,7 @@
         </w:tc>
         <w:tc>
           <w:tcPr>
-            <w:tcW w:w="1460" w:type="dxa"/>
+            <w:tcW w:w="1461" w:type="dxa"/>
             <w:tcBorders>
               <w:top w:val="single" w:sz="2" w:space="0" w:color="000000"/>
               <w:start w:val="single" w:sz="2" w:space="0" w:color="000000"/>
@@ -571,7 +571,7 @@
         <w:trPr/>
         <w:tc>
           <w:tcPr>
-            <w:tcW w:w="839" w:type="dxa"/>
+            <w:tcW w:w="838" w:type="dxa"/>
             <w:tcBorders>
               <w:top w:val="single" w:sz="2" w:space="0" w:color="000000"/>
               <w:start w:val="single" w:sz="2" w:space="0" w:color="000000"/>
@@ -601,7 +601,7 @@
         </w:tc>
         <w:tc>
           <w:tcPr>
-            <w:tcW w:w="2851" w:type="dxa"/>
+            <w:tcW w:w="2852" w:type="dxa"/>
             <w:tcBorders>
               <w:top w:val="single" w:sz="2" w:space="0" w:color="000000"/>
               <w:start w:val="single" w:sz="2" w:space="0" w:color="000000"/>
@@ -631,7 +631,7 @@
         </w:tc>
         <w:tc>
           <w:tcPr>
-            <w:tcW w:w="944" w:type="dxa"/>
+            <w:tcW w:w="943" w:type="dxa"/>
             <w:tcBorders>
               <w:top w:val="single" w:sz="2" w:space="0" w:color="000000"/>
               <w:start w:val="single" w:sz="2" w:space="0" w:color="000000"/>
@@ -661,7 +661,7 @@
         </w:tc>
         <w:tc>
           <w:tcPr>
-            <w:tcW w:w="1081" w:type="dxa"/>
+            <w:tcW w:w="1082" w:type="dxa"/>
             <w:tcBorders>
               <w:top w:val="single" w:sz="2" w:space="0" w:color="000000"/>
               <w:start w:val="single" w:sz="2" w:space="0" w:color="000000"/>
@@ -691,7 +691,7 @@
         </w:tc>
         <w:tc>
           <w:tcPr>
-            <w:tcW w:w="1754" w:type="dxa"/>
+            <w:tcW w:w="1753" w:type="dxa"/>
             <w:tcBorders>
               <w:top w:val="single" w:sz="2" w:space="0" w:color="000000"/>
               <w:start w:val="single" w:sz="2" w:space="0" w:color="000000"/>
@@ -735,9 +735,6 @@
               <w:pStyle w:val="Normal"/>
               <w:spacing w:before="20" w:after="20"/>
               <w:jc w:val="center"/>
-              <w:rPr/>
-            </w:pPr>
-            <w:r>
               <w:rPr>
                 <w:rFonts w:eastAsia="Times New Roman" w:cs="Times New Roman"/>
                 <w:b w:val="false"/>
@@ -745,13 +742,15 @@
                 <w:sz w:val="22"/>
                 <w:szCs w:val="22"/>
               </w:rPr>
-              <w:t>{issueDate}</w:t>
-            </w:r>
-          </w:p>
-        </w:tc>
-        <w:tc>
-          <w:tcPr>
-            <w:tcW w:w="1460" w:type="dxa"/>
+            </w:pPr>
+            <w:r>
+              <w:rPr/>
+            </w:r>
+          </w:p>
+        </w:tc>
+        <w:tc>
+          <w:tcPr>
+            <w:tcW w:w="1461" w:type="dxa"/>
             <w:tcBorders>
               <w:top w:val="single" w:sz="2" w:space="0" w:color="000000"/>
               <w:start w:val="single" w:sz="2" w:space="0" w:color="000000"/>
@@ -871,7 +870,7 @@
   </w:style>
   <w:style w:type="paragraph" w:styleId="Heading1">
     <w:name w:val="heading 1"/>
-    <w:basedOn w:val="user2"/>
+    <w:basedOn w:val="Style10"/>
     <w:qFormat/>
     <w:pPr/>
     <w:rPr>
@@ -882,7 +881,7 @@
   </w:style>
   <w:style w:type="paragraph" w:styleId="Heading2">
     <w:name w:val="heading 2"/>
-    <w:basedOn w:val="user2"/>
+    <w:basedOn w:val="Style10"/>
     <w:qFormat/>
     <w:pPr/>
     <w:rPr>
@@ -893,7 +892,7 @@
   </w:style>
   <w:style w:type="paragraph" w:styleId="Heading3">
     <w:name w:val="heading 3"/>
-    <w:basedOn w:val="user2"/>
+    <w:basedOn w:val="Style10"/>
     <w:qFormat/>
     <w:pPr/>
     <w:rPr>
@@ -904,7 +903,7 @@
   </w:style>
   <w:style w:type="paragraph" w:styleId="Heading4">
     <w:name w:val="heading 4"/>
-    <w:basedOn w:val="user2"/>
+    <w:basedOn w:val="Style10"/>
     <w:qFormat/>
     <w:pPr/>
     <w:rPr>
@@ -915,7 +914,7 @@
   </w:style>
   <w:style w:type="paragraph" w:styleId="Heading5">
     <w:name w:val="heading 5"/>
-    <w:basedOn w:val="user2"/>
+    <w:basedOn w:val="Style10"/>
     <w:qFormat/>
     <w:pPr/>
     <w:rPr>
@@ -924,7 +923,7 @@
   </w:style>
   <w:style w:type="paragraph" w:styleId="Heading6">
     <w:name w:val="heading 6"/>
-    <w:basedOn w:val="user2"/>
+    <w:basedOn w:val="Style10"/>
     <w:qFormat/>
     <w:pPr/>
     <w:rPr>
@@ -940,8 +939,8 @@
       <w:u w:val="single"/>
     </w:rPr>
   </w:style>
-  <w:style w:type="character" w:styleId="user">
-    <w:name w:val="Символ сноски (user)"/>
+  <w:style w:type="character" w:styleId="Style8">
+    <w:name w:val="Символ сноски"/>
     <w:uiPriority w:val="99"/>
     <w:semiHidden/>
     <w:unhideWhenUsed/>
@@ -950,8 +949,8 @@
       <w:vertAlign w:val="superscript"/>
     </w:rPr>
   </w:style>
-  <w:style w:type="character" w:styleId="Style8">
-    <w:name w:val="Символ сноски"/>
+  <w:style w:type="character" w:styleId="user">
+    <w:name w:val="Символ сноски (user)"/>
     <w:qFormat/>
     <w:rPr>
       <w:vertAlign w:val="superscript"/>
@@ -974,8 +973,8 @@
       <w:szCs w:val="20"/>
     </w:rPr>
   </w:style>
-  <w:style w:type="character" w:styleId="user1">
-    <w:name w:val="Символ концевой сноски (user)"/>
+  <w:style w:type="character" w:styleId="Style9">
+    <w:name w:val="Символ концевой сноски"/>
     <w:uiPriority w:val="99"/>
     <w:semiHidden/>
     <w:unhideWhenUsed/>
@@ -984,8 +983,8 @@
       <w:vertAlign w:val="superscript"/>
     </w:rPr>
   </w:style>
-  <w:style w:type="character" w:styleId="Style9">
-    <w:name w:val="Символ концевой сноски"/>
+  <w:style w:type="character" w:styleId="user1">
+    <w:name w:val="Символ концевой сноски (user)"/>
     <w:qFormat/>
     <w:rPr>
       <w:vertAlign w:val="superscript"/>
@@ -1097,7 +1096,7 @@
   </w:style>
   <w:style w:type="paragraph" w:styleId="Title">
     <w:name w:val="Title"/>
-    <w:basedOn w:val="user2"/>
+    <w:basedOn w:val="Style10"/>
     <w:qFormat/>
     <w:pPr/>
     <w:rPr>
